--- a/hin/docx/34.content.docx
+++ b/hin/docx/34.content.docx
@@ -470,126 +470,84 @@
         </w:rPr>
         <w:t xml:space="preserve">इस भविष्यवाणी में, यहोवा अक्सर यहूदा और नीनवे के लोगों को केवल "यहूदा" और "नीनवे" के रूप में संबोधित करते हैं, देश और शहर के नामों का उपयोग करके लोगों का प्रतिनिधित्व करते हैं। वे क्रियाओं का भी उपयोग करते हैं जो देश या शहर द्वारा किए गए कार्यों का वर्णन करते हैं जो लोग करते हैं, जैसे </w:t>
       </w:r>
-      <w:hyperlink r:id="rId13">
-        <w:r>
-          <w:rPr>
-            <w:lang w:val="hi_IN" w:bidi="hi_IN"/>
-          </w:rPr>
-          <w:rPr>
-            <w:color w:val="0000EE"/>
-            <w:u w:val="single"/>
-          </w:rPr>
-          <w:t xml:space="preserve">1:13 </w:t>
-        </w:r>
-      </w:hyperlink>
+      <w:r>
+        <w:rPr>
+          <w:lang w:val="hi_IN" w:bidi="hi_IN"/>
+        </w:rPr>
+        <w:t xml:space="preserve">1:13 </w:t>
+      </w:r>
       <w:r>
         <w:rPr>
           <w:lang w:val="hi_IN" w:bidi="hi_IN"/>
         </w:rPr>
         <w:t xml:space="preserve">में यहूदा जूआ और बेड़ियाँ पहनता है या </w:t>
       </w:r>
-      <w:hyperlink r:id="rId14">
-        <w:r>
-          <w:rPr>
-            <w:lang w:val="hi_IN" w:bidi="hi_IN"/>
-          </w:rPr>
-          <w:rPr>
-            <w:color w:val="0000EE"/>
-            <w:u w:val="single"/>
-          </w:rPr>
-          <w:t xml:space="preserve">1:15 </w:t>
-        </w:r>
-      </w:hyperlink>
+      <w:r>
+        <w:rPr>
+          <w:lang w:val="hi_IN" w:bidi="hi_IN"/>
+        </w:rPr>
+        <w:t xml:space="preserve">1:15 </w:t>
+      </w:r>
       <w:r>
         <w:rPr>
           <w:lang w:val="hi_IN" w:bidi="hi_IN"/>
         </w:rPr>
         <w:t>में</w:t>
       </w:r>
-      <w:hyperlink r:id="rId14">
-        <w:r>
-          <w:rPr>
-            <w:lang w:val="hi_IN" w:bidi="hi_IN"/>
-          </w:rPr>
-          <w:rPr>
-            <w:color w:val="0000EE"/>
-            <w:u w:val="single"/>
-          </w:rPr>
-          <w:t xml:space="preserve"> </w:t>
-        </w:r>
-      </w:hyperlink>
+      <w:r>
+        <w:rPr>
+          <w:lang w:val="hi_IN" w:bidi="hi_IN"/>
+        </w:rPr>
+        <w:t xml:space="preserve"> </w:t>
+      </w:r>
       <w:r>
         <w:rPr>
           <w:lang w:val="hi_IN" w:bidi="hi_IN"/>
         </w:rPr>
         <w:t xml:space="preserve">पर्व मनाता है और मन्नत पूरा करता है। </w:t>
       </w:r>
-      <w:hyperlink r:id="rId15">
-        <w:r>
-          <w:rPr>
-            <w:lang w:val="hi_IN" w:bidi="hi_IN"/>
-          </w:rPr>
-          <w:rPr>
-            <w:color w:val="0000EE"/>
-            <w:u w:val="single"/>
-          </w:rPr>
-          <w:t xml:space="preserve">2:1 </w:t>
-        </w:r>
-      </w:hyperlink>
+      <w:r>
+        <w:rPr>
+          <w:lang w:val="hi_IN" w:bidi="hi_IN"/>
+        </w:rPr>
+        <w:t xml:space="preserve">2:1 </w:t>
+      </w:r>
       <w:r>
         <w:rPr>
           <w:lang w:val="hi_IN" w:bidi="hi_IN"/>
         </w:rPr>
         <w:t>में</w:t>
       </w:r>
-      <w:hyperlink r:id="rId14">
-        <w:r>
-          <w:rPr>
-            <w:lang w:val="hi_IN" w:bidi="hi_IN"/>
-          </w:rPr>
-          <w:rPr>
-            <w:color w:val="0000EE"/>
-            <w:u w:val="single"/>
-          </w:rPr>
-          <w:t xml:space="preserve"> </w:t>
-        </w:r>
-      </w:hyperlink>
+      <w:r>
+        <w:rPr>
+          <w:lang w:val="hi_IN" w:bidi="hi_IN"/>
+        </w:rPr>
+        <w:t xml:space="preserve"> </w:t>
+      </w:r>
       <w:r>
         <w:rPr>
           <w:lang w:val="hi_IN" w:bidi="hi_IN"/>
         </w:rPr>
         <w:t xml:space="preserve">वे नीनवे का वर्णन एक सैनिक के रूप में करते हैं जो दीवारों की पहरेदारी करता है, सड़क की निगरानी करता है, और अपनी कमर को मजबूत करता है, और </w:t>
       </w:r>
-      <w:hyperlink r:id="rId16">
-        <w:r>
-          <w:rPr>
-            <w:lang w:val="hi_IN" w:bidi="hi_IN"/>
-          </w:rPr>
-          <w:rPr>
-            <w:color w:val="0000EE"/>
-            <w:u w:val="single"/>
-          </w:rPr>
-          <w:t xml:space="preserve">3:4–6 </w:t>
-        </w:r>
-      </w:hyperlink>
+      <w:r>
+        <w:rPr>
+          <w:lang w:val="hi_IN" w:bidi="hi_IN"/>
+        </w:rPr>
+        <w:t xml:space="preserve">3:4–6 </w:t>
+      </w:r>
       <w:r>
         <w:rPr>
           <w:lang w:val="hi_IN" w:bidi="hi_IN"/>
         </w:rPr>
         <w:t xml:space="preserve">में एक वेश्या के रूप में जिसे यहोवा नग्न कर देंगे और गंदगी से ढक देंगे, और </w:t>
       </w:r>
-      <w:hyperlink r:id="rId17">
-        <w:r>
-          <w:rPr>
-            <w:lang w:val="hi_IN" w:bidi="hi_IN"/>
-          </w:rPr>
-          <w:rPr>
-            <w:color w:val="0000EE"/>
-            <w:u w:val="single"/>
-          </w:rPr>
-          <w:t xml:space="preserve">3:11 </w:t>
-        </w:r>
-      </w:hyperlink>
+      <w:r>
+        <w:rPr>
+          <w:lang w:val="hi_IN" w:bidi="hi_IN"/>
+        </w:rPr>
+        <w:t xml:space="preserve">3:11 </w:t>
+      </w:r>
       <w:r>
         <w:rPr>
           <w:lang w:val="hi_IN" w:bidi="hi_IN"/>
@@ -16978,18 +16936,12 @@
         </w:rPr>
         <w:t xml:space="preserve"> शब्द का उपयोग कर रहे हैं ताकि इस बात पर ध्यान केंद्रित किया जा सके कि वह क्या कहने वाले हैं। आपकी भाषा में एक तुलनीय अभिव्यक्ति हो सकती है जिसका आप अपने अनुवाद में उपयोग कर सकते हैं। देखें कि आपने इसे </w:t>
       </w:r>
-      <w:hyperlink r:id="rId18">
-        <w:r>
-          <w:rPr>
-            <w:lang w:val="hi_IN" w:bidi="hi_IN"/>
-          </w:rPr>
-          <w:rPr>
-            <w:color w:val="0000EE"/>
-            <w:u w:val="single"/>
-          </w:rPr>
-          <w:t>2:13</w:t>
-        </w:r>
-      </w:hyperlink>
+      <w:r>
+        <w:rPr>
+          <w:lang w:val="hi_IN" w:bidi="hi_IN"/>
+        </w:rPr>
+        <w:t>2:13</w:t>
+      </w:r>
       <w:r>
         <w:rPr>
           <w:lang w:val="hi_IN" w:bidi="hi_IN"/>
@@ -17590,18 +17542,12 @@
         </w:rPr>
         <w:t xml:space="preserve">नीनवे को संदर्भित करता है, जिसे यहोवा ने </w:t>
       </w:r>
-      <w:hyperlink r:id="rId19">
-        <w:r>
-          <w:rPr>
-            <w:lang w:val="hi_IN" w:bidi="hi_IN"/>
-          </w:rPr>
-          <w:rPr>
-            <w:color w:val="0000EE"/>
-            <w:u w:val="single"/>
-          </w:rPr>
-          <w:t>3:4</w:t>
-        </w:r>
-      </w:hyperlink>
+      <w:r>
+        <w:rPr>
+          <w:lang w:val="hi_IN" w:bidi="hi_IN"/>
+        </w:rPr>
+        <w:t>3:4</w:t>
+      </w:r>
       <w:r>
         <w:rPr>
           <w:lang w:val="hi_IN" w:bidi="hi_IN"/>
